--- a/ru/discovery-articles/1.7 Компас.docx
+++ b/ru/discovery-articles/1.7 Компас.docx
@@ -4,13 +4,20 @@
   <w:body>
     <w:p>
       <w:pPr>
-        <w:spacing w:before="0" w:after="80"/>
+        <w:pStyle w:val="Title"/>
+        <w:widowControl/>
+      </w:pPr>
+      <w:r>
+        <w:t>1.7 Компас</w:t>
+      </w:r>
+    </w:p>
+    <w:p>
+      <w:pPr>
+        <w:keepNext/>
+        <w:widowControl/>
       </w:pPr>
       <w:r>
         <w:rPr>
-          <w:rFonts w:ascii="Calibri" w:hAnsi="Calibri" w:cs="Calibri"/>
-          <w:b/>
-          <w:color w:val="2E74B5"/>
           <w:sz w:val="20"/>
         </w:rPr>
         <w:t>1. Основы цивилизации</w:t>
@@ -19,100 +26,63 @@
     <w:p>
       <w:pPr>
         <w:keepNext/>
-        <w:spacing w:before="0" w:after="120"/>
+        <w:widowControl/>
       </w:pPr>
       <w:r>
         <w:rPr>
-          <w:rFonts w:ascii="Calibri" w:hAnsi="Calibri" w:cs="Calibri"/>
-          <w:b/>
-          <w:color w:val="0B2545"/>
-          <w:sz w:val="48"/>
+          <w:sz w:val="20"/>
         </w:rPr>
-        <w:t>1.7 Компас</w:t>
+        <w:t>Период: около 200 года до н. э. (ранний китайский компас из магнитного железняка); около 1100 года н. э. (применение в навигации в Китае, позднее в Европе) | Основные участники: Китай эпох Хань и Сун; позднее — мореплаватели исламского мира и Европы</w:t>
       </w:r>
     </w:p>
     <w:p>
       <w:pPr>
-        <w:spacing w:before="0" w:after="200" w:line="276" w:lineRule="auto"/>
+        <w:widowControl/>
       </w:pPr>
       <w:r>
-        <w:rPr>
-          <w:rFonts w:ascii="Calibri" w:hAnsi="Calibri" w:cs="Calibri"/>
-          <w:i/>
-          <w:color w:val="666666"/>
-          <w:sz w:val="21"/>
-        </w:rPr>
-        <w:t>Период: около 200 г. до н. э. — ранние китайские приборы из магнитного камня; около 1100 г. н. э. — применение в мореплавании в Китае, позднее в Европе | Основные центры: Китай эпох Хань и Сун; затем мореплаватели исламского мира и Европы</w:t>
-      </w:r>
-    </w:p>
-    <w:p>
-      <w:pPr>
-        <w:spacing w:before="0" w:after="200" w:line="300" w:lineRule="auto"/>
-      </w:pPr>
-      <w:r>
-        <w:rPr>
-          <w:rFonts w:ascii="Calibri" w:hAnsi="Calibri" w:cs="Calibri"/>
-          <w:color w:val="0B2545"/>
-          <w:sz w:val="23"/>
-        </w:rPr>
-        <w:t>Магнитный компас — свободно вращающаяся стрелка, которая ориентируется по магнитному полю Земли и указывает направление. Возникнув в Китае, он со временем стал главным проводником мореплавателей вдали от берегов.</w:t>
+        <w:t>Стрелка магнитного компаса ориентируется вдоль магнитного поля Земли и показывает направление. Компас появился в Китае, а позднее стал незаменимым помощником в плаваниях по открытому морю.</w:t>
       </w:r>
     </w:p>
     <w:p>
       <w:pPr>
         <w:pStyle w:val="Heading1"/>
+        <w:widowControl/>
       </w:pPr>
       <w:r>
-        <w:t>Ключевые факты</w:t>
+        <w:t>Кратко о главном</w:t>
       </w:r>
     </w:p>
     <w:p>
       <w:pPr>
-        <w:keepLines/>
-        <w:spacing w:after="80" w:line="300" w:lineRule="auto"/>
-        <w:numPr>
-          <w:ilvl w:val="0"/>
-          <w:numId w:val="10"/>
-        </w:numPr>
+        <w:pStyle w:val="ListBullet"/>
+        <w:widowControl/>
       </w:pPr>
       <w:r>
-        <w:t>Свойства магнитного камня — природно намагниченной железной руды — были известны в Древнем Китае.</w:t>
+        <w:t>Магнитный железняк — железная руда с природными магнитными свойствами — был известен в Древнем Китае.</w:t>
       </w:r>
     </w:p>
     <w:p>
       <w:pPr>
-        <w:keepLines/>
-        <w:spacing w:after="80" w:line="300" w:lineRule="auto"/>
-        <w:numPr>
-          <w:ilvl w:val="0"/>
-          <w:numId w:val="10"/>
-        </w:numPr>
+        <w:pStyle w:val="ListBullet"/>
+        <w:widowControl/>
       </w:pPr>
       <w:r>
-        <w:t>К Средневековью в Китае уже применяли магнитные приборы для определения сторон света.</w:t>
+        <w:t>К Средневековью в Китае уже определяли направления с помощью магнита.</w:t>
       </w:r>
     </w:p>
     <w:p>
       <w:pPr>
-        <w:keepLines/>
-        <w:spacing w:after="80" w:line="300" w:lineRule="auto"/>
-        <w:numPr>
-          <w:ilvl w:val="0"/>
-          <w:numId w:val="10"/>
-        </w:numPr>
+        <w:pStyle w:val="ListBullet"/>
+        <w:widowControl/>
       </w:pPr>
       <w:r>
-        <w:t>Источники эпохи Сун описывают использование компаса в мореплавании.</w:t>
+        <w:t>Источники эпохи Сун описывают применение компаса в навигации.</w:t>
       </w:r>
     </w:p>
     <w:p>
       <w:pPr>
-        <w:keepLines/>
-        <w:spacing w:after="80" w:line="300" w:lineRule="auto"/>
-        <w:numPr>
-          <w:ilvl w:val="0"/>
-          <w:numId w:val="10"/>
-        </w:numPr>
+        <w:pStyle w:val="ListBullet"/>
+        <w:widowControl/>
       </w:pPr>
       <w:r>
         <w:t>В позднем Средневековье прибор распространился в исламском мире и Европе.</w:t>
@@ -120,20 +90,17 @@
     </w:p>
     <w:p>
       <w:pPr>
-        <w:keepLines/>
-        <w:spacing w:after="80" w:line="300" w:lineRule="auto"/>
-        <w:numPr>
-          <w:ilvl w:val="0"/>
-          <w:numId w:val="10"/>
-        </w:numPr>
+        <w:pStyle w:val="ListBullet"/>
+        <w:widowControl/>
       </w:pPr>
       <w:r>
-        <w:t>Компас сделал плавание вдали от видимых берегов значительно надёжнее.</w:t>
+        <w:t>С ним путешествия вдали от видимых берегов стали значительно надёжнее.</w:t>
       </w:r>
     </w:p>
     <w:p>
       <w:pPr>
         <w:pStyle w:val="Heading1"/>
+        <w:widowControl/>
       </w:pPr>
       <w:r>
         <w:t>Что это такое</w:t>
@@ -141,143 +108,101 @@
     </w:p>
     <w:p>
       <w:pPr>
-        <w:keepLines w:val="0"/>
+        <w:widowControl/>
       </w:pPr>
       <w:r>
-        <w:t>Компас представляет собой небольшой магнит — обычно стрелку, — который может свободно поворачиваться и устанавливается вдоль силовых линий магнитного поля Земли. Один его конец указывает приблизительно на магнитный север; в китайской традиции ориентиром нередко служил юг.</w:t>
-      </w:r>
-    </w:p>
-    <w:p>
-      <w:pPr>
-        <w:keepLines w:val="0"/>
-      </w:pPr>
-      <w:r>
-        <w:t>Для работы компасу не нужны ни Солнце, ни звёзды. Моряк или участник каравана сохраняет направление даже ночью, в облачную погоду или в открытом море, где не видно ни одного ориентира. Это словно спокойная стрелка, которая всегда различает стороны света.</w:t>
+        <w:t>Компас — небольшой магнит, часто в виде стрелки, который свободно поворачивается и устанавливается вдоль магнитного поля Земли. Один конец указывает примерно на магнитный север; в китайской традиции чаще обращали внимание на южное направление. Для работы компасу не нужно видеть ни звёзды, ни Солнце. Моряк или караван может определить путь даже ночью, под облаками или посреди открытого моря, когда привычные ориентиры исчезают. Стрелка остаётся спокойным и надёжным указателем направления.</w:t>
       </w:r>
     </w:p>
     <w:p>
       <w:pPr>
         <w:pStyle w:val="Heading1"/>
+        <w:widowControl/>
       </w:pPr>
       <w:r>
-        <w:t>Кто это открыл или изобрёл</w:t>
+        <w:t>Кто открыл или изобрёл</w:t>
       </w:r>
     </w:p>
     <w:p>
       <w:pPr>
-        <w:keepLines w:val="0"/>
+        <w:widowControl/>
       </w:pPr>
       <w:r>
-        <w:t>Первые магнитные указатели направления создали китайские учёные и мастера. В ранних устройствах использовали магнитный камень — природный минерал с магнитными свойствами; позднее научились намагничивать железные стрелки.</w:t>
-      </w:r>
-    </w:p>
-    <w:p>
-      <w:pPr>
-        <w:keepLines w:val="0"/>
-      </w:pPr>
-      <w:r>
-        <w:t>Имя единственного изобретателя достоверно не известно. Компас появился благодаря наблюдению за тем, что некоторые камни неизменно поворачиваются в определённом направлении. Люди превратили это природное свойство в прибор, разместив магнитный указатель на подставке или пустив его плавать в чаше с водой.</w:t>
+        <w:t>Первые магнитные указатели направления создали китайские учёные и мастера. В ранних устройствах использовали природный магнитный минерал, позднее — намагниченные железные иглы. Достоверно назвать одного изобретателя нельзя. Люди заметили, что некоторые камни словно стремятся повернуться в определённую сторону, и научились использовать это свойство, помещая их на дощечку или в чашу с водой.</w:t>
       </w:r>
     </w:p>
     <w:p>
       <w:pPr>
         <w:pStyle w:val="Heading1"/>
+        <w:widowControl/>
       </w:pPr>
       <w:r>
-        <w:t>Когда и как это появилось</w:t>
+        <w:t>Когда и как появилось</w:t>
       </w:r>
     </w:p>
     <w:p>
       <w:pPr>
-        <w:keepLines w:val="0"/>
+        <w:widowControl/>
       </w:pPr>
       <w:r>
-        <w:t>О свойствах магнитных камней упоминают уже тексты эпохи Хань. Надёжные свидетельства применения компаса в навигации относятся к эпохе Сун, то есть к X–XIII векам. Позднее прибор появился в исламском мире и Европе, где стал важнейшим инструментом средиземноморского, а затем и атлантического мореплавания.</w:t>
-      </w:r>
-    </w:p>
-    <w:p>
-      <w:pPr>
-        <w:keepLines w:val="0"/>
-      </w:pPr>
-      <w:r>
-        <w:t>Развитию компаса способствовали торговля, ремесло и практика геомантии — выбора благоприятного положения зданий и других объектов. Разные задачи постепенно превратили наблюдение за магнитом в точный навигационный инструмент.</w:t>
+        <w:t>Магнитные камни обсуждаются уже в текстах эпохи Хань. Надёжные свидетельства использования компаса в навигации относятся к династии Сун, X–XIII векам. Позднее он появился в исламском мире и Европе, где стал важнейшим прибором для плаваний по Средиземному морю и Атлантике. Его развитию способствовали торговля, ремесло и геомантия — традиция выбирать расположение построек по ритуальным правилам.</w:t>
       </w:r>
     </w:p>
     <w:p>
       <w:pPr>
         <w:pStyle w:val="Heading1"/>
+        <w:widowControl/>
       </w:pPr>
       <w:r>
-        <w:t>Научное значение</w:t>
+        <w:t>Значение для науки</w:t>
       </w:r>
     </w:p>
     <w:p>
       <w:pPr>
-        <w:keepLines w:val="0"/>
+        <w:widowControl/>
       </w:pPr>
       <w:r>
-        <w:t>Компас связал невидимое свойство нашей планеты — её магнитное поле — с повседневной практикой путешествий. Это один из ранних научных приборов: его показания воспроизводимы и не зависят от мифологических объяснений.</w:t>
-      </w:r>
-    </w:p>
-    <w:p>
-      <w:pPr>
-        <w:keepLines w:val="0"/>
-      </w:pPr>
-      <w:r>
-        <w:t>Прибор породил вопросы, на которые позднее ответила физика: почему стрелка поворачивается, чем магнитный север отличается от географического и почему магнитное поле Земли со временем меняется.</w:t>
+        <w:t>Компас связал невидимое свойство Земли — её магнитное поле — с повседневными путешествиями. Это ранний научный прибор, работающий воспроизводимо, а не на основе мифологических представлений. Он поставил вопросы, на которые позднее ответила физика: почему движется стрелка, почему север на карте не вполне совпадает с магнитным севером и как поле меняется со временем.</w:t>
       </w:r>
     </w:p>
     <w:p>
       <w:pPr>
         <w:pStyle w:val="Heading1"/>
+        <w:widowControl/>
       </w:pPr>
       <w:r>
-        <w:t>Влияние на последующее развитие</w:t>
+        <w:t>Влияние на дальнейшее развитие</w:t>
       </w:r>
     </w:p>
     <w:p>
       <w:pPr>
-        <w:keepLines w:val="0"/>
+        <w:widowControl/>
       </w:pPr>
       <w:r>
-        <w:t>С компасом морские карты стали полезнее, а путешествия — смелее и дальнее. Он вошёл в один ряд с астролябией, позднее секстантом, а в наше время — спутниковой навигацией. Магнитные компасы и сегодня служат резервными приборами на судах и самолётах.</w:t>
-      </w:r>
-    </w:p>
-    <w:p>
-      <w:pPr>
-        <w:keepLines w:val="0"/>
-      </w:pPr>
-      <w:r>
-        <w:t>То же явление магнетизма впоследствии нашло применение в электродвигателях, генераторах и устройствах хранения данных.</w:t>
+        <w:t>С компасом карты стали полезнее, а путешествия — смелее. Он вошёл в ряд навигационных средств вместе с астролябией, позднее секстантом и, значительно позже, GPS — глобальной системой определения местоположения. Магнитные компасы до сих пор служат резервом электронным системам на судах и самолётах. То же физическое явление — магнетизм — впоследствии нашло применение в электродвигателях, генераторах и хранении данных.</w:t>
       </w:r>
     </w:p>
     <w:p>
       <w:pPr>
         <w:pStyle w:val="Heading1"/>
+        <w:widowControl/>
       </w:pPr>
       <w:r>
-        <w:t>Как это изменило жизнь людей</w:t>
+        <w:t>Как изменило жизнь людей</w:t>
       </w:r>
     </w:p>
     <w:p>
       <w:pPr>
-        <w:keepLines w:val="0"/>
+        <w:widowControl/>
       </w:pPr>
       <w:r>
-        <w:t>Торговля и исследования в открытом океане стали возможнее, когда направление можно было определить и после исчезновения береговой линии из виду. Это изменило карты, империи и связи между народами, принеся как обмен знаниями и товарами, так и завоевания.</w:t>
-      </w:r>
-    </w:p>
-    <w:p>
-      <w:pPr>
-        <w:keepLines w:val="0"/>
-      </w:pPr>
-      <w:r>
-        <w:t>В быту компас превратился сначала в карманный инструмент, а затем в приложение для смартфона, использующее магнитные датчики и спутниковые данные. Люди получили большую свободу передвижения, превратив незаметное физическое явление в надёжный ориентир.</w:t>
+        <w:t>Торговля и исследования в открытом океане зависели от умения определять направление, когда берег скрывался из виду. Это меняло карты и империи, усиливало контакты между народами — и обмен, и завоевания. В быту компас превратился в карманный прибор, а затем в приложение телефона, использующего магнитные датчики и спутниковую навигацию. Возможности передвижения расширились благодаря тому, что незаметное физическое свойство стало надёжным ориентиром.</w:t>
       </w:r>
     </w:p>
     <w:p>
       <w:pPr>
         <w:pStyle w:val="Heading1"/>
+        <w:widowControl/>
       </w:pPr>
       <w:r>
         <w:t>Источники и литература</w:t>
@@ -286,99 +211,103 @@
     <w:p>
       <w:pPr>
         <w:pStyle w:val="Heading2"/>
+        <w:widowControl/>
       </w:pPr>
       <w:r>
-        <w:t>C. Материалы научных учреждений и энциклопедий</w:t>
+        <w:rPr>
+          <w:sz w:val="20"/>
+        </w:rPr>
+        <w:t>Материалы организаций и энциклопедии</w:t>
       </w:r>
     </w:p>
     <w:p>
       <w:pPr>
-        <w:keepLines/>
-        <w:spacing w:after="80" w:line="300" w:lineRule="auto"/>
-        <w:numPr>
-          <w:ilvl w:val="0"/>
-          <w:numId w:val="11"/>
-        </w:numPr>
+        <w:widowControl/>
       </w:pPr>
       <w:r>
-        <w:t>Encyclopaedia Britannica. «Compass».</w:t>
+        <w:rPr>
+          <w:sz w:val="20"/>
+        </w:rPr>
+        <w:t xml:space="preserve">1. Encyclopaedia Britannica. 'Compass.' </w:t>
       </w:r>
+      <w:hyperlink r:id="rId9">
+        <w:r>
+          <w:rPr>
+            <w:sz w:val="20"/>
+          </w:rPr>
+          <w:t>https://www.britannica.com/technology/compass-navigational-instrument</w:t>
+        </w:r>
+      </w:hyperlink>
       <w:r>
-        <w:t xml:space="preserve"> </w:t>
+        <w:rPr>
+          <w:sz w:val="20"/>
+        </w:rPr>
+      </w:r>
+    </w:p>
+    <w:p>
+      <w:pPr>
+        <w:widowControl/>
+      </w:pPr>
+      <w:r>
+        <w:rPr>
+          <w:sz w:val="20"/>
+        </w:rPr>
+        <w:t xml:space="preserve">2. Royal Museums Greenwich. History of the magnetic compass. </w:t>
+      </w:r>
+      <w:hyperlink r:id="rId10">
+        <w:r>
+          <w:rPr>
+            <w:sz w:val="20"/>
+          </w:rPr>
+          <w:t>https://www.rmg.co.uk/stories/topics/history-magnetic-compass</w:t>
+        </w:r>
+      </w:hyperlink>
+      <w:r>
+        <w:rPr>
+          <w:sz w:val="20"/>
+        </w:rPr>
+      </w:r>
+    </w:p>
+    <w:p>
+      <w:pPr>
+        <w:pStyle w:val="Heading2"/>
+        <w:widowControl/>
+      </w:pPr>
+      <w:r>
+        <w:rPr>
+          <w:sz w:val="20"/>
+        </w:rPr>
+        <w:t>Материалы музеев, архивов и библиотек</w:t>
+      </w:r>
+    </w:p>
+    <w:p>
+      <w:pPr>
+        <w:widowControl/>
+      </w:pPr>
+      <w:r>
+        <w:rPr>
+          <w:sz w:val="20"/>
+        </w:rPr>
+        <w:t xml:space="preserve">1. Science Museum (London). Navigation and magnetism collections. </w:t>
       </w:r>
       <w:hyperlink r:id="rId11">
         <w:r>
           <w:rPr>
-            <w:color w:val="0563C1"/>
-            <w:u w:val="single"/>
-          </w:rPr>
-          <w:t>https://www.britannica.com/technology/compass-navigational-instrument</w:t>
-        </w:r>
-      </w:hyperlink>
-    </w:p>
-    <w:p>
-      <w:pPr>
-        <w:keepLines/>
-        <w:spacing w:after="80" w:line="300" w:lineRule="auto"/>
-        <w:numPr>
-          <w:ilvl w:val="0"/>
-          <w:numId w:val="11"/>
-        </w:numPr>
-      </w:pPr>
-      <w:r>
-        <w:t>Royal Museums Greenwich. История магнитного компаса.</w:t>
-      </w:r>
-      <w:r>
-        <w:t xml:space="preserve"> </w:t>
-      </w:r>
-      <w:hyperlink r:id="rId12">
-        <w:r>
-          <w:rPr>
-            <w:color w:val="0563C1"/>
-            <w:u w:val="single"/>
-          </w:rPr>
-          <w:t>https://www.rmg.co.uk/stories/topics/history-magnetic-compass</w:t>
-        </w:r>
-      </w:hyperlink>
-    </w:p>
-    <w:p>
-      <w:pPr>
-        <w:pStyle w:val="Heading2"/>
-      </w:pPr>
-      <w:r>
-        <w:t>D. Музейные, архивные и библиотечные материалы</w:t>
-      </w:r>
-    </w:p>
-    <w:p>
-      <w:pPr>
-        <w:keepLines/>
-        <w:spacing w:after="80" w:line="300" w:lineRule="auto"/>
-        <w:numPr>
-          <w:ilvl w:val="0"/>
-          <w:numId w:val="12"/>
-        </w:numPr>
-      </w:pPr>
-      <w:r>
-        <w:t>Science Museum, London. Коллекции по истории навигации и магнетизма.</w:t>
-      </w:r>
-      <w:r>
-        <w:t xml:space="preserve"> </w:t>
-      </w:r>
-      <w:hyperlink r:id="rId13">
-        <w:r>
-          <w:rPr>
-            <w:color w:val="0563C1"/>
-            <w:u w:val="single"/>
+            <w:sz w:val="20"/>
           </w:rPr>
           <w:t>https://www.sciencemuseum.org.uk/objects-and-stories</w:t>
         </w:r>
       </w:hyperlink>
+      <w:r>
+        <w:rPr>
+          <w:sz w:val="20"/>
+        </w:rPr>
+      </w:r>
     </w:p>
     <w:sectPr>
-      <w:headerReference w:type="default" r:id="rId9"/>
-      <w:footerReference w:type="default" r:id="rId10"/>
-      <w:pgSz w:w="12240" w:h="15840"/>
-      <w:pgMar w:top="1440" w:right="1440" w:bottom="1440" w:left="1440" w:header="708" w:footer="708" w:gutter="0"/>
+      <w:footerReference w:type="default" r:id="rId12"/>
+      <w:pgSz w:w="11906" w:h="16838"/>
+      <w:pgMar w:top="1020" w:right="1134" w:bottom="1020" w:left="1134" w:header="720" w:footer="720" w:gutter="0"/>
       <w:cols w:space="720"/>
       <w:docGrid w:linePitch="360"/>
     </w:sectPr>
@@ -391,60 +320,11 @@
   <w:p>
     <w:pPr>
       <w:pStyle w:val="Footer"/>
-      <w:spacing w:before="0" w:after="0"/>
       <w:jc w:val="right"/>
     </w:pPr>
-    <w:r>
-      <w:rPr>
-        <w:rFonts w:ascii="Calibri" w:hAnsi="Calibri" w:cs="Calibri"/>
-        <w:color w:val="666666"/>
-        <w:sz w:val="18"/>
-      </w:rPr>
-      <w:t xml:space="preserve">Страница </w:t>
-    </w:r>
-    <w:r>
-      <w:rPr>
-        <w:rFonts w:ascii="Calibri" w:hAnsi="Calibri" w:cs="Calibri"/>
-        <w:color w:val="666666"/>
-        <w:sz w:val="18"/>
-      </w:rPr>
-      <w:fldChar w:fldCharType="begin"/>
-      <w:instrText xml:space="preserve"> PAGE </w:instrText>
-      <w:fldChar w:fldCharType="separate"/>
-      <w:t>1</w:t>
-      <w:fldChar w:fldCharType="end"/>
-    </w:r>
+    <w:fldSimple w:instr="PAGE"/>
   </w:p>
 </w:ftr>
-</file>
-
-<file path=word/header1.xml><?xml version="1.0" encoding="utf-8"?>
-<w:hdr xmlns:m="http://schemas.openxmlformats.org/officeDocument/2006/math" xmlns:mc="http://schemas.openxmlformats.org/markup-compatibility/2006" xmlns:mo="http://schemas.microsoft.com/office/mac/office/2008/main" xmlns:mv="urn:schemas-microsoft-com:mac:vml" xmlns:o="urn:schemas-microsoft-com:office:office" xmlns:r="http://schemas.openxmlformats.org/officeDocument/2006/relationships" xmlns:v="urn:schemas-microsoft-com:vml" xmlns:w10="urn:schemas-microsoft-com:office:word" xmlns:w14="http://schemas.microsoft.com/office/word/2010/wordml" xmlns:w="http://schemas.openxmlformats.org/wordprocessingml/2006/main" xmlns:wne="http://schemas.microsoft.com/office/word/2006/wordml" xmlns:wp14="http://schemas.microsoft.com/office/word/2010/wordprocessingDrawing" xmlns:wp="http://schemas.openxmlformats.org/drawingml/2006/wordprocessingDrawing" xmlns:wpc="http://schemas.microsoft.com/office/word/2010/wordprocessingCanvas" xmlns:wpg="http://schemas.microsoft.com/office/word/2010/wordprocessingGroup" xmlns:wpi="http://schemas.microsoft.com/office/word/2010/wordprocessingInk" xmlns:wps="http://schemas.microsoft.com/office/word/2010/wordprocessingShape" mc:Ignorable="w14 wp14">
-  <w:p>
-    <w:pPr>
-      <w:pStyle w:val="Header"/>
-      <w:spacing w:after="0"/>
-      <w:jc w:val="left"/>
-    </w:pPr>
-    <w:r>
-      <w:rPr>
-        <w:rFonts w:ascii="Calibri" w:hAnsi="Calibri" w:cs="Calibri"/>
-        <w:b/>
-        <w:color w:val="666666"/>
-        <w:sz w:val="18"/>
-      </w:rPr>
-      <w:t>Открытия и изобретения</w:t>
-    </w:r>
-    <w:r>
-      <w:rPr>
-        <w:rFonts w:ascii="Calibri" w:hAnsi="Calibri" w:cs="Calibri"/>
-        <w:color w:val="666666"/>
-        <w:sz w:val="18"/>
-      </w:rPr>
-      <w:t xml:space="preserve">    |    1. Основы цивилизации</w:t>
-    </w:r>
-  </w:p>
-</w:hdr>
 </file>
 
 <file path=word/numbering.xml><?xml version="1.0" encoding="utf-8"?>
@@ -647,60 +527,6 @@
   <w:num w:numId="9">
     <w:abstractNumId w:val="0"/>
   </w:num>
-  <w:abstractNum w:abstractNumId="9">
-    <w:multiLevelType w:val="singleLevel"/>
-    <w:lvl w:ilvl="0">
-      <w:start w:val="1"/>
-      <w:numFmt w:val="bullet"/>
-      <w:lvlText w:val="•"/>
-      <w:lvlJc w:val="left"/>
-      <w:pPr>
-        <w:tabs>
-          <w:tab w:val="num" w:pos="540"/>
-        </w:tabs>
-        <w:ind w:left="540" w:hanging="270"/>
-      </w:pPr>
-    </w:lvl>
-  </w:abstractNum>
-  <w:num w:numId="10">
-    <w:abstractNumId w:val="9"/>
-  </w:num>
-  <w:abstractNum w:abstractNumId="10">
-    <w:multiLevelType w:val="singleLevel"/>
-    <w:lvl w:ilvl="0">
-      <w:start w:val="1"/>
-      <w:numFmt w:val="decimal"/>
-      <w:lvlText w:val="%1."/>
-      <w:lvlJc w:val="left"/>
-      <w:pPr>
-        <w:tabs>
-          <w:tab w:val="num" w:pos="540"/>
-        </w:tabs>
-        <w:ind w:left="540" w:hanging="270"/>
-      </w:pPr>
-    </w:lvl>
-  </w:abstractNum>
-  <w:num w:numId="11">
-    <w:abstractNumId w:val="10"/>
-  </w:num>
-  <w:abstractNum w:abstractNumId="11">
-    <w:multiLevelType w:val="singleLevel"/>
-    <w:lvl w:ilvl="0">
-      <w:start w:val="1"/>
-      <w:numFmt w:val="decimal"/>
-      <w:lvlText w:val="%1."/>
-      <w:lvlJc w:val="left"/>
-      <w:pPr>
-        <w:tabs>
-          <w:tab w:val="num" w:pos="540"/>
-        </w:tabs>
-        <w:ind w:left="540" w:hanging="270"/>
-      </w:pPr>
-    </w:lvl>
-  </w:abstractNum>
-  <w:num w:numId="12">
-    <w:abstractNumId w:val="11"/>
-  </w:num>
 </w:numbering>
 </file>
 
@@ -709,7 +535,7 @@
   <w:docDefaults>
     <w:rPrDefault>
       <w:rPr>
-        <w:rFonts w:asciiTheme="minorHAnsi" w:eastAsiaTheme="minorEastAsia" w:hAnsiTheme="minorHAnsi" w:cstheme="minorBidi"/>
+        <w:rFonts/>
         <w:sz w:val="22"/>
         <w:szCs w:val="22"/>
         <w:lang w:val="en-US" w:eastAsia="en-US" w:bidi="ar-SA"/>
@@ -865,12 +691,13 @@
     <w:qFormat/>
     <w:rsid w:val="00FC693F"/>
     <w:pPr>
-      <w:widowControl/>
-      <w:spacing w:before="0" w:after="120" w:line="300" w:lineRule="auto"/>
+      <w:spacing w:after="120" w:line="259" w:lineRule="auto"/>
     </w:pPr>
     <w:rPr>
-      <w:rFonts w:ascii="Calibri" w:hAnsi="Calibri" w:cs="Calibri"/>
-      <w:sz w:val="22"/>
+      <w:rFonts w:ascii="Times New Roman" w:hAnsi="Times New Roman"/>
+      <w:color w:val="000000"/>
+      <w:sz w:val="24"/>
+      <w:lang w:val="ru-RU"/>
     </w:rPr>
   </w:style>
   <w:style w:type="paragraph" w:styleId="Header">
@@ -928,16 +755,17 @@
     <w:pPr>
       <w:keepNext/>
       <w:keepLines/>
-      <w:spacing w:before="360" w:after="200"/>
+      <w:spacing w:before="480" w:after="120" w:line="259" w:lineRule="auto"/>
       <w:outlineLvl w:val="0"/>
     </w:pPr>
     <w:rPr>
-      <w:rFonts w:asciiTheme="majorHAnsi" w:eastAsiaTheme="majorEastAsia" w:hAnsiTheme="majorHAnsi" w:cstheme="majorBidi" w:ascii="Calibri" w:hAnsi="Calibri" w:cs="Calibri"/>
+      <w:rFonts w:ascii="Times New Roman" w:hAnsi="Times New Roman"/>
       <w:b/>
       <w:bCs/>
-      <w:color w:val="2E74B5"/>
-      <w:sz w:val="32"/>
+      <w:color w:val="000000"/>
+      <w:sz w:val="26"/>
       <w:szCs w:val="28"/>
+      <w:lang w:val="ru-RU"/>
     </w:rPr>
   </w:style>
   <w:style w:type="paragraph" w:styleId="Heading2">
@@ -952,16 +780,17 @@
     <w:pPr>
       <w:keepNext/>
       <w:keepLines/>
-      <w:spacing w:before="280" w:after="140"/>
+      <w:spacing w:before="200" w:after="120" w:line="259" w:lineRule="auto"/>
       <w:outlineLvl w:val="1"/>
     </w:pPr>
     <w:rPr>
-      <w:rFonts w:asciiTheme="majorHAnsi" w:eastAsiaTheme="majorEastAsia" w:hAnsiTheme="majorHAnsi" w:cstheme="majorBidi" w:ascii="Calibri" w:hAnsi="Calibri" w:cs="Calibri"/>
+      <w:rFonts w:ascii="Times New Roman" w:hAnsi="Times New Roman"/>
       <w:b/>
       <w:bCs/>
-      <w:color w:val="2E74B5"/>
+      <w:color w:val="000000"/>
       <w:sz w:val="26"/>
       <w:szCs w:val="26"/>
+      <w:lang w:val="ru-RU"/>
     </w:rPr>
   </w:style>
   <w:style w:type="paragraph" w:styleId="Heading3">
@@ -976,15 +805,14 @@
     <w:pPr>
       <w:keepNext/>
       <w:keepLines/>
-      <w:spacing w:before="200" w:after="100"/>
+      <w:spacing w:before="200" w:after="0"/>
       <w:outlineLvl w:val="2"/>
     </w:pPr>
     <w:rPr>
-      <w:rFonts w:asciiTheme="majorHAnsi" w:eastAsiaTheme="majorEastAsia" w:hAnsiTheme="majorHAnsi" w:cstheme="majorBidi" w:ascii="Calibri" w:hAnsi="Calibri" w:cs="Calibri"/>
+      <w:rFonts/>
       <w:b/>
       <w:bCs/>
-      <w:color w:val="1F4D78"/>
-      <w:sz w:val="24"/>
+      <w:color w:val="4F81BD" w:themeColor="accent1"/>
     </w:rPr>
   </w:style>
   <w:style w:type="paragraph" w:styleId="Heading4">
@@ -1004,7 +832,7 @@
       <w:outlineLvl w:val="3"/>
     </w:pPr>
     <w:rPr>
-      <w:rFonts w:asciiTheme="majorHAnsi" w:eastAsiaTheme="majorEastAsia" w:hAnsiTheme="majorHAnsi" w:cstheme="majorBidi"/>
+      <w:rFonts/>
       <w:b/>
       <w:bCs/>
       <w:i/>
@@ -1029,7 +857,7 @@
       <w:outlineLvl w:val="4"/>
     </w:pPr>
     <w:rPr>
-      <w:rFonts w:asciiTheme="majorHAnsi" w:eastAsiaTheme="majorEastAsia" w:hAnsiTheme="majorHAnsi" w:cstheme="majorBidi"/>
+      <w:rFonts/>
       <w:color w:val="243F60" w:themeColor="accent1" w:themeShade="7F"/>
     </w:rPr>
   </w:style>
@@ -1050,7 +878,7 @@
       <w:outlineLvl w:val="5"/>
     </w:pPr>
     <w:rPr>
-      <w:rFonts w:asciiTheme="majorHAnsi" w:eastAsiaTheme="majorEastAsia" w:hAnsiTheme="majorHAnsi" w:cstheme="majorBidi"/>
+      <w:rFonts/>
       <w:i/>
       <w:iCs/>
       <w:color w:val="243F60" w:themeColor="accent1" w:themeShade="7F"/>
@@ -1073,7 +901,7 @@
       <w:outlineLvl w:val="6"/>
     </w:pPr>
     <w:rPr>
-      <w:rFonts w:asciiTheme="majorHAnsi" w:eastAsiaTheme="majorEastAsia" w:hAnsiTheme="majorHAnsi" w:cstheme="majorBidi"/>
+      <w:rFonts/>
       <w:i/>
       <w:iCs/>
       <w:color w:val="404040" w:themeColor="text1" w:themeTint="BF"/>
@@ -1096,7 +924,7 @@
       <w:outlineLvl w:val="7"/>
     </w:pPr>
     <w:rPr>
-      <w:rFonts w:asciiTheme="majorHAnsi" w:eastAsiaTheme="majorEastAsia" w:hAnsiTheme="majorHAnsi" w:cstheme="majorBidi"/>
+      <w:rFonts/>
       <w:color w:val="4F81BD" w:themeColor="accent1"/>
       <w:sz w:val="20"/>
       <w:szCs w:val="20"/>
@@ -1119,7 +947,7 @@
       <w:outlineLvl w:val="8"/>
     </w:pPr>
     <w:rPr>
-      <w:rFonts w:asciiTheme="majorHAnsi" w:eastAsiaTheme="majorEastAsia" w:hAnsiTheme="majorHAnsi" w:cstheme="majorBidi"/>
+      <w:rFonts/>
       <w:i/>
       <w:iCs/>
       <w:color w:val="404040" w:themeColor="text1" w:themeTint="BF"/>
@@ -1170,7 +998,7 @@
     <w:uiPriority w:val="9"/>
     <w:rsid w:val="00FC693F"/>
     <w:rPr>
-      <w:rFonts w:asciiTheme="majorHAnsi" w:eastAsiaTheme="majorEastAsia" w:hAnsiTheme="majorHAnsi" w:cstheme="majorBidi"/>
+      <w:rFonts/>
       <w:b/>
       <w:bCs/>
       <w:color w:val="365F91" w:themeColor="accent1" w:themeShade="BF"/>
@@ -1185,7 +1013,7 @@
     <w:uiPriority w:val="9"/>
     <w:rsid w:val="00FC693F"/>
     <w:rPr>
-      <w:rFonts w:asciiTheme="majorHAnsi" w:eastAsiaTheme="majorEastAsia" w:hAnsiTheme="majorHAnsi" w:cstheme="majorBidi"/>
+      <w:rFonts/>
       <w:b/>
       <w:bCs/>
       <w:color w:val="4F81BD" w:themeColor="accent1"/>
@@ -1200,7 +1028,7 @@
     <w:uiPriority w:val="9"/>
     <w:rsid w:val="00FC693F"/>
     <w:rPr>
-      <w:rFonts w:asciiTheme="majorHAnsi" w:eastAsiaTheme="majorEastAsia" w:hAnsiTheme="majorHAnsi" w:cstheme="majorBidi"/>
+      <w:rFonts/>
       <w:b/>
       <w:bCs/>
       <w:color w:val="4F81BD" w:themeColor="accent1"/>
@@ -1215,19 +1043,17 @@
     <w:qFormat/>
     <w:rsid w:val="00FC693F"/>
     <w:pPr>
-      <w:pBdr>
-        <w:bottom w:val="single" w:sz="8" w:space="4" w:color="4F81BD" w:themeColor="accent1"/>
-      </w:pBdr>
-      <w:spacing w:after="300" w:line="240" w:lineRule="auto"/>
+      <w:spacing w:after="120" w:line="259" w:lineRule="auto"/>
       <w:contextualSpacing/>
     </w:pPr>
     <w:rPr>
-      <w:rFonts w:asciiTheme="majorHAnsi" w:eastAsiaTheme="majorEastAsia" w:hAnsiTheme="majorHAnsi" w:cstheme="majorBidi"/>
-      <w:color w:val="17365D" w:themeColor="text2" w:themeShade="BF"/>
+      <w:rFonts w:ascii="Times New Roman" w:hAnsi="Times New Roman"/>
+      <w:color w:val="000000"/>
       <w:spacing w:val="5"/>
       <w:kern w:val="28"/>
-      <w:sz w:val="52"/>
+      <w:sz w:val="40"/>
       <w:szCs w:val="52"/>
+      <w:lang w:val="ru-RU"/>
     </w:rPr>
   </w:style>
   <w:style w:type="character" w:customStyle="1" w:styleId="TitleChar">
@@ -1237,7 +1063,7 @@
     <w:uiPriority w:val="10"/>
     <w:rsid w:val="00FC693F"/>
     <w:rPr>
-      <w:rFonts w:asciiTheme="majorHAnsi" w:eastAsiaTheme="majorEastAsia" w:hAnsiTheme="majorHAnsi" w:cstheme="majorBidi"/>
+      <w:rFonts/>
       <w:color w:val="17365D" w:themeColor="text2" w:themeShade="BF"/>
       <w:spacing w:val="5"/>
       <w:kern w:val="28"/>
@@ -1259,7 +1085,7 @@
       </w:numPr>
     </w:pPr>
     <w:rPr>
-      <w:rFonts w:asciiTheme="majorHAnsi" w:eastAsiaTheme="majorEastAsia" w:hAnsiTheme="majorHAnsi" w:cstheme="majorBidi"/>
+      <w:rFonts/>
       <w:i/>
       <w:iCs/>
       <w:color w:val="4F81BD" w:themeColor="accent1"/>
@@ -1275,7 +1101,7 @@
     <w:uiPriority w:val="11"/>
     <w:rsid w:val="00FC693F"/>
     <w:rPr>
-      <w:rFonts w:asciiTheme="majorHAnsi" w:eastAsiaTheme="majorEastAsia" w:hAnsiTheme="majorHAnsi" w:cstheme="majorBidi"/>
+      <w:rFonts/>
       <w:i/>
       <w:iCs/>
       <w:color w:val="4F81BD" w:themeColor="accent1"/>
@@ -1400,8 +1226,15 @@
       <w:numPr>
         <w:numId w:val="1"/>
       </w:numPr>
+      <w:spacing w:after="120" w:line="259" w:lineRule="auto"/>
       <w:contextualSpacing/>
     </w:pPr>
+    <w:rPr>
+      <w:rFonts w:ascii="Times New Roman" w:hAnsi="Times New Roman"/>
+      <w:color w:val="000000"/>
+      <w:sz w:val="24"/>
+      <w:lang w:val="ru-RU"/>
+    </w:rPr>
   </w:style>
   <w:style w:type="paragraph" w:styleId="ListBullet2">
     <w:name w:val="List Bullet 2"/>
@@ -1573,7 +1406,7 @@
     <w:semiHidden/>
     <w:rsid w:val="00FC693F"/>
     <w:rPr>
-      <w:rFonts w:asciiTheme="majorHAnsi" w:eastAsiaTheme="majorEastAsia" w:hAnsiTheme="majorHAnsi" w:cstheme="majorBidi"/>
+      <w:rFonts/>
       <w:b/>
       <w:bCs/>
       <w:i/>
@@ -1589,7 +1422,7 @@
     <w:semiHidden/>
     <w:rsid w:val="00FC693F"/>
     <w:rPr>
-      <w:rFonts w:asciiTheme="majorHAnsi" w:eastAsiaTheme="majorEastAsia" w:hAnsiTheme="majorHAnsi" w:cstheme="majorBidi"/>
+      <w:rFonts/>
       <w:color w:val="243F60" w:themeColor="accent1" w:themeShade="7F"/>
     </w:rPr>
   </w:style>
@@ -1601,7 +1434,7 @@
     <w:semiHidden/>
     <w:rsid w:val="00FC693F"/>
     <w:rPr>
-      <w:rFonts w:asciiTheme="majorHAnsi" w:eastAsiaTheme="majorEastAsia" w:hAnsiTheme="majorHAnsi" w:cstheme="majorBidi"/>
+      <w:rFonts/>
       <w:i/>
       <w:iCs/>
       <w:color w:val="243F60" w:themeColor="accent1" w:themeShade="7F"/>
@@ -1615,7 +1448,7 @@
     <w:semiHidden/>
     <w:rsid w:val="00FC693F"/>
     <w:rPr>
-      <w:rFonts w:asciiTheme="majorHAnsi" w:eastAsiaTheme="majorEastAsia" w:hAnsiTheme="majorHAnsi" w:cstheme="majorBidi"/>
+      <w:rFonts/>
       <w:i/>
       <w:iCs/>
       <w:color w:val="404040" w:themeColor="text1" w:themeTint="BF"/>
@@ -1629,7 +1462,7 @@
     <w:semiHidden/>
     <w:rsid w:val="00FC693F"/>
     <w:rPr>
-      <w:rFonts w:asciiTheme="majorHAnsi" w:eastAsiaTheme="majorEastAsia" w:hAnsiTheme="majorHAnsi" w:cstheme="majorBidi"/>
+      <w:rFonts/>
       <w:color w:val="4F81BD" w:themeColor="accent1"/>
       <w:sz w:val="20"/>
       <w:szCs w:val="20"/>
@@ -1643,7 +1476,7 @@
     <w:semiHidden/>
     <w:rsid w:val="00FC693F"/>
     <w:rPr>
-      <w:rFonts w:asciiTheme="majorHAnsi" w:eastAsiaTheme="majorEastAsia" w:hAnsiTheme="majorHAnsi" w:cstheme="majorBidi"/>
+      <w:rFonts/>
       <w:i/>
       <w:iCs/>
       <w:color w:val="404040" w:themeColor="text1" w:themeTint="BF"/>
@@ -1702,9 +1535,6 @@
     <w:qFormat/>
     <w:rsid w:val="00FC693F"/>
     <w:pPr>
-      <w:pBdr>
-        <w:bottom w:val="single" w:sz="4" w:space="4" w:color="4F81BD" w:themeColor="accent1"/>
-      </w:pBdr>
       <w:spacing w:before="200" w:after="280"/>
       <w:ind w:left="936" w:right="936"/>
     </w:pPr>
@@ -3232,7 +3062,7 @@
         <w:spacing w:before="0" w:after="0" w:line="240" w:lineRule="auto"/>
       </w:pPr>
       <w:rPr>
-        <w:rFonts w:asciiTheme="majorHAnsi" w:eastAsiaTheme="majorEastAsia" w:hAnsiTheme="majorHAnsi" w:cstheme="majorBidi"/>
+        <w:rFonts/>
         <w:b/>
         <w:bCs/>
       </w:rPr>
@@ -3253,7 +3083,7 @@
         <w:spacing w:before="0" w:after="0" w:line="240" w:lineRule="auto"/>
       </w:pPr>
       <w:rPr>
-        <w:rFonts w:asciiTheme="majorHAnsi" w:eastAsiaTheme="majorEastAsia" w:hAnsiTheme="majorHAnsi" w:cstheme="majorBidi"/>
+        <w:rFonts/>
         <w:b/>
         <w:bCs/>
       </w:rPr>
@@ -3271,14 +3101,14 @@
     </w:tblStylePr>
     <w:tblStylePr w:type="firstCol">
       <w:rPr>
-        <w:rFonts w:asciiTheme="majorHAnsi" w:eastAsiaTheme="majorEastAsia" w:hAnsiTheme="majorHAnsi" w:cstheme="majorBidi"/>
+        <w:rFonts/>
         <w:b/>
         <w:bCs/>
       </w:rPr>
     </w:tblStylePr>
     <w:tblStylePr w:type="lastCol">
       <w:rPr>
-        <w:rFonts w:asciiTheme="majorHAnsi" w:eastAsiaTheme="majorEastAsia" w:hAnsiTheme="majorHAnsi" w:cstheme="majorBidi"/>
+        <w:rFonts/>
         <w:b/>
         <w:bCs/>
       </w:rPr>
@@ -3362,7 +3192,7 @@
         <w:spacing w:before="0" w:after="0" w:line="240" w:lineRule="auto"/>
       </w:pPr>
       <w:rPr>
-        <w:rFonts w:asciiTheme="majorHAnsi" w:eastAsiaTheme="majorEastAsia" w:hAnsiTheme="majorHAnsi" w:cstheme="majorBidi"/>
+        <w:rFonts/>
         <w:b/>
         <w:bCs/>
       </w:rPr>
@@ -3383,7 +3213,7 @@
         <w:spacing w:before="0" w:after="0" w:line="240" w:lineRule="auto"/>
       </w:pPr>
       <w:rPr>
-        <w:rFonts w:asciiTheme="majorHAnsi" w:eastAsiaTheme="majorEastAsia" w:hAnsiTheme="majorHAnsi" w:cstheme="majorBidi"/>
+        <w:rFonts/>
         <w:b/>
         <w:bCs/>
       </w:rPr>
@@ -3401,14 +3231,14 @@
     </w:tblStylePr>
     <w:tblStylePr w:type="firstCol">
       <w:rPr>
-        <w:rFonts w:asciiTheme="majorHAnsi" w:eastAsiaTheme="majorEastAsia" w:hAnsiTheme="majorHAnsi" w:cstheme="majorBidi"/>
+        <w:rFonts/>
         <w:b/>
         <w:bCs/>
       </w:rPr>
     </w:tblStylePr>
     <w:tblStylePr w:type="lastCol">
       <w:rPr>
-        <w:rFonts w:asciiTheme="majorHAnsi" w:eastAsiaTheme="majorEastAsia" w:hAnsiTheme="majorHAnsi" w:cstheme="majorBidi"/>
+        <w:rFonts/>
         <w:b/>
         <w:bCs/>
       </w:rPr>
@@ -3492,7 +3322,7 @@
         <w:spacing w:before="0" w:after="0" w:line="240" w:lineRule="auto"/>
       </w:pPr>
       <w:rPr>
-        <w:rFonts w:asciiTheme="majorHAnsi" w:eastAsiaTheme="majorEastAsia" w:hAnsiTheme="majorHAnsi" w:cstheme="majorBidi"/>
+        <w:rFonts/>
         <w:b/>
         <w:bCs/>
       </w:rPr>
@@ -3513,7 +3343,7 @@
         <w:spacing w:before="0" w:after="0" w:line="240" w:lineRule="auto"/>
       </w:pPr>
       <w:rPr>
-        <w:rFonts w:asciiTheme="majorHAnsi" w:eastAsiaTheme="majorEastAsia" w:hAnsiTheme="majorHAnsi" w:cstheme="majorBidi"/>
+        <w:rFonts/>
         <w:b/>
         <w:bCs/>
       </w:rPr>
@@ -3531,14 +3361,14 @@
     </w:tblStylePr>
     <w:tblStylePr w:type="firstCol">
       <w:rPr>
-        <w:rFonts w:asciiTheme="majorHAnsi" w:eastAsiaTheme="majorEastAsia" w:hAnsiTheme="majorHAnsi" w:cstheme="majorBidi"/>
+        <w:rFonts/>
         <w:b/>
         <w:bCs/>
       </w:rPr>
     </w:tblStylePr>
     <w:tblStylePr w:type="lastCol">
       <w:rPr>
-        <w:rFonts w:asciiTheme="majorHAnsi" w:eastAsiaTheme="majorEastAsia" w:hAnsiTheme="majorHAnsi" w:cstheme="majorBidi"/>
+        <w:rFonts/>
         <w:b/>
         <w:bCs/>
       </w:rPr>
@@ -3622,7 +3452,7 @@
         <w:spacing w:before="0" w:after="0" w:line="240" w:lineRule="auto"/>
       </w:pPr>
       <w:rPr>
-        <w:rFonts w:asciiTheme="majorHAnsi" w:eastAsiaTheme="majorEastAsia" w:hAnsiTheme="majorHAnsi" w:cstheme="majorBidi"/>
+        <w:rFonts/>
         <w:b/>
         <w:bCs/>
       </w:rPr>
@@ -3643,7 +3473,7 @@
         <w:spacing w:before="0" w:after="0" w:line="240" w:lineRule="auto"/>
       </w:pPr>
       <w:rPr>
-        <w:rFonts w:asciiTheme="majorHAnsi" w:eastAsiaTheme="majorEastAsia" w:hAnsiTheme="majorHAnsi" w:cstheme="majorBidi"/>
+        <w:rFonts/>
         <w:b/>
         <w:bCs/>
       </w:rPr>
@@ -3661,14 +3491,14 @@
     </w:tblStylePr>
     <w:tblStylePr w:type="firstCol">
       <w:rPr>
-        <w:rFonts w:asciiTheme="majorHAnsi" w:eastAsiaTheme="majorEastAsia" w:hAnsiTheme="majorHAnsi" w:cstheme="majorBidi"/>
+        <w:rFonts/>
         <w:b/>
         <w:bCs/>
       </w:rPr>
     </w:tblStylePr>
     <w:tblStylePr w:type="lastCol">
       <w:rPr>
-        <w:rFonts w:asciiTheme="majorHAnsi" w:eastAsiaTheme="majorEastAsia" w:hAnsiTheme="majorHAnsi" w:cstheme="majorBidi"/>
+        <w:rFonts/>
         <w:b/>
         <w:bCs/>
       </w:rPr>
@@ -3752,7 +3582,7 @@
         <w:spacing w:before="0" w:after="0" w:line="240" w:lineRule="auto"/>
       </w:pPr>
       <w:rPr>
-        <w:rFonts w:asciiTheme="majorHAnsi" w:eastAsiaTheme="majorEastAsia" w:hAnsiTheme="majorHAnsi" w:cstheme="majorBidi"/>
+        <w:rFonts/>
         <w:b/>
         <w:bCs/>
       </w:rPr>
@@ -3773,7 +3603,7 @@
         <w:spacing w:before="0" w:after="0" w:line="240" w:lineRule="auto"/>
       </w:pPr>
       <w:rPr>
-        <w:rFonts w:asciiTheme="majorHAnsi" w:eastAsiaTheme="majorEastAsia" w:hAnsiTheme="majorHAnsi" w:cstheme="majorBidi"/>
+        <w:rFonts/>
         <w:b/>
         <w:bCs/>
       </w:rPr>
@@ -3791,14 +3621,14 @@
     </w:tblStylePr>
     <w:tblStylePr w:type="firstCol">
       <w:rPr>
-        <w:rFonts w:asciiTheme="majorHAnsi" w:eastAsiaTheme="majorEastAsia" w:hAnsiTheme="majorHAnsi" w:cstheme="majorBidi"/>
+        <w:rFonts/>
         <w:b/>
         <w:bCs/>
       </w:rPr>
     </w:tblStylePr>
     <w:tblStylePr w:type="lastCol">
       <w:rPr>
-        <w:rFonts w:asciiTheme="majorHAnsi" w:eastAsiaTheme="majorEastAsia" w:hAnsiTheme="majorHAnsi" w:cstheme="majorBidi"/>
+        <w:rFonts/>
         <w:b/>
         <w:bCs/>
       </w:rPr>
@@ -3882,7 +3712,7 @@
         <w:spacing w:before="0" w:after="0" w:line="240" w:lineRule="auto"/>
       </w:pPr>
       <w:rPr>
-        <w:rFonts w:asciiTheme="majorHAnsi" w:eastAsiaTheme="majorEastAsia" w:hAnsiTheme="majorHAnsi" w:cstheme="majorBidi"/>
+        <w:rFonts/>
         <w:b/>
         <w:bCs/>
       </w:rPr>
@@ -3903,7 +3733,7 @@
         <w:spacing w:before="0" w:after="0" w:line="240" w:lineRule="auto"/>
       </w:pPr>
       <w:rPr>
-        <w:rFonts w:asciiTheme="majorHAnsi" w:eastAsiaTheme="majorEastAsia" w:hAnsiTheme="majorHAnsi" w:cstheme="majorBidi"/>
+        <w:rFonts/>
         <w:b/>
         <w:bCs/>
       </w:rPr>
@@ -3921,14 +3751,14 @@
     </w:tblStylePr>
     <w:tblStylePr w:type="firstCol">
       <w:rPr>
-        <w:rFonts w:asciiTheme="majorHAnsi" w:eastAsiaTheme="majorEastAsia" w:hAnsiTheme="majorHAnsi" w:cstheme="majorBidi"/>
+        <w:rFonts/>
         <w:b/>
         <w:bCs/>
       </w:rPr>
     </w:tblStylePr>
     <w:tblStylePr w:type="lastCol">
       <w:rPr>
-        <w:rFonts w:asciiTheme="majorHAnsi" w:eastAsiaTheme="majorEastAsia" w:hAnsiTheme="majorHAnsi" w:cstheme="majorBidi"/>
+        <w:rFonts/>
         <w:b/>
         <w:bCs/>
       </w:rPr>
@@ -4012,7 +3842,7 @@
         <w:spacing w:before="0" w:after="0" w:line="240" w:lineRule="auto"/>
       </w:pPr>
       <w:rPr>
-        <w:rFonts w:asciiTheme="majorHAnsi" w:eastAsiaTheme="majorEastAsia" w:hAnsiTheme="majorHAnsi" w:cstheme="majorBidi"/>
+        <w:rFonts/>
         <w:b/>
         <w:bCs/>
       </w:rPr>
@@ -4033,7 +3863,7 @@
         <w:spacing w:before="0" w:after="0" w:line="240" w:lineRule="auto"/>
       </w:pPr>
       <w:rPr>
-        <w:rFonts w:asciiTheme="majorHAnsi" w:eastAsiaTheme="majorEastAsia" w:hAnsiTheme="majorHAnsi" w:cstheme="majorBidi"/>
+        <w:rFonts/>
         <w:b/>
         <w:bCs/>
       </w:rPr>
@@ -4051,14 +3881,14 @@
     </w:tblStylePr>
     <w:tblStylePr w:type="firstCol">
       <w:rPr>
-        <w:rFonts w:asciiTheme="majorHAnsi" w:eastAsiaTheme="majorEastAsia" w:hAnsiTheme="majorHAnsi" w:cstheme="majorBidi"/>
+        <w:rFonts/>
         <w:b/>
         <w:bCs/>
       </w:rPr>
     </w:tblStylePr>
     <w:tblStylePr w:type="lastCol">
       <w:rPr>
-        <w:rFonts w:asciiTheme="majorHAnsi" w:eastAsiaTheme="majorEastAsia" w:hAnsiTheme="majorHAnsi" w:cstheme="majorBidi"/>
+        <w:rFonts/>
         <w:b/>
         <w:bCs/>
       </w:rPr>
@@ -5923,7 +5753,7 @@
     </w:tblPr>
     <w:tblStylePr w:type="firstRow">
       <w:rPr>
-        <w:rFonts w:asciiTheme="majorHAnsi" w:eastAsiaTheme="majorEastAsia" w:hAnsiTheme="majorHAnsi" w:cstheme="majorBidi"/>
+        <w:rFonts/>
       </w:rPr>
       <w:tblPr/>
       <w:tcPr>
@@ -6007,7 +5837,7 @@
     </w:tblPr>
     <w:tblStylePr w:type="firstRow">
       <w:rPr>
-        <w:rFonts w:asciiTheme="majorHAnsi" w:eastAsiaTheme="majorEastAsia" w:hAnsiTheme="majorHAnsi" w:cstheme="majorBidi"/>
+        <w:rFonts/>
       </w:rPr>
       <w:tblPr/>
       <w:tcPr>
@@ -6091,7 +5921,7 @@
     </w:tblPr>
     <w:tblStylePr w:type="firstRow">
       <w:rPr>
-        <w:rFonts w:asciiTheme="majorHAnsi" w:eastAsiaTheme="majorEastAsia" w:hAnsiTheme="majorHAnsi" w:cstheme="majorBidi"/>
+        <w:rFonts/>
       </w:rPr>
       <w:tblPr/>
       <w:tcPr>
@@ -6175,7 +6005,7 @@
     </w:tblPr>
     <w:tblStylePr w:type="firstRow">
       <w:rPr>
-        <w:rFonts w:asciiTheme="majorHAnsi" w:eastAsiaTheme="majorEastAsia" w:hAnsiTheme="majorHAnsi" w:cstheme="majorBidi"/>
+        <w:rFonts/>
       </w:rPr>
       <w:tblPr/>
       <w:tcPr>
@@ -6259,7 +6089,7 @@
     </w:tblPr>
     <w:tblStylePr w:type="firstRow">
       <w:rPr>
-        <w:rFonts w:asciiTheme="majorHAnsi" w:eastAsiaTheme="majorEastAsia" w:hAnsiTheme="majorHAnsi" w:cstheme="majorBidi"/>
+        <w:rFonts/>
       </w:rPr>
       <w:tblPr/>
       <w:tcPr>
@@ -6343,7 +6173,7 @@
     </w:tblPr>
     <w:tblStylePr w:type="firstRow">
       <w:rPr>
-        <w:rFonts w:asciiTheme="majorHAnsi" w:eastAsiaTheme="majorEastAsia" w:hAnsiTheme="majorHAnsi" w:cstheme="majorBidi"/>
+        <w:rFonts/>
       </w:rPr>
       <w:tblPr/>
       <w:tcPr>
@@ -6427,7 +6257,7 @@
     </w:tblPr>
     <w:tblStylePr w:type="firstRow">
       <w:rPr>
-        <w:rFonts w:asciiTheme="majorHAnsi" w:eastAsiaTheme="majorEastAsia" w:hAnsiTheme="majorHAnsi" w:cstheme="majorBidi"/>
+        <w:rFonts/>
       </w:rPr>
       <w:tblPr/>
       <w:tcPr>
@@ -6492,7 +6322,7 @@
       <w:spacing w:after="0" w:line="240" w:lineRule="auto"/>
     </w:pPr>
     <w:rPr>
-      <w:rFonts w:asciiTheme="majorHAnsi" w:eastAsiaTheme="majorEastAsia" w:hAnsiTheme="majorHAnsi" w:cstheme="majorBidi"/>
+      <w:rFonts/>
       <w:color w:val="000000" w:themeColor="text1"/>
     </w:rPr>
     <w:tblPr>
@@ -6620,7 +6450,7 @@
       <w:spacing w:after="0" w:line="240" w:lineRule="auto"/>
     </w:pPr>
     <w:rPr>
-      <w:rFonts w:asciiTheme="majorHAnsi" w:eastAsiaTheme="majorEastAsia" w:hAnsiTheme="majorHAnsi" w:cstheme="majorBidi"/>
+      <w:rFonts/>
       <w:color w:val="000000" w:themeColor="text1"/>
     </w:rPr>
     <w:tblPr>
@@ -6748,7 +6578,7 @@
       <w:spacing w:after="0" w:line="240" w:lineRule="auto"/>
     </w:pPr>
     <w:rPr>
-      <w:rFonts w:asciiTheme="majorHAnsi" w:eastAsiaTheme="majorEastAsia" w:hAnsiTheme="majorHAnsi" w:cstheme="majorBidi"/>
+      <w:rFonts/>
       <w:color w:val="000000" w:themeColor="text1"/>
     </w:rPr>
     <w:tblPr>
@@ -6876,7 +6706,7 @@
       <w:spacing w:after="0" w:line="240" w:lineRule="auto"/>
     </w:pPr>
     <w:rPr>
-      <w:rFonts w:asciiTheme="majorHAnsi" w:eastAsiaTheme="majorEastAsia" w:hAnsiTheme="majorHAnsi" w:cstheme="majorBidi"/>
+      <w:rFonts/>
       <w:color w:val="000000" w:themeColor="text1"/>
     </w:rPr>
     <w:tblPr>
@@ -7004,7 +6834,7 @@
       <w:spacing w:after="0" w:line="240" w:lineRule="auto"/>
     </w:pPr>
     <w:rPr>
-      <w:rFonts w:asciiTheme="majorHAnsi" w:eastAsiaTheme="majorEastAsia" w:hAnsiTheme="majorHAnsi" w:cstheme="majorBidi"/>
+      <w:rFonts/>
       <w:color w:val="000000" w:themeColor="text1"/>
     </w:rPr>
     <w:tblPr>
@@ -7132,7 +6962,7 @@
       <w:spacing w:after="0" w:line="240" w:lineRule="auto"/>
     </w:pPr>
     <w:rPr>
-      <w:rFonts w:asciiTheme="majorHAnsi" w:eastAsiaTheme="majorEastAsia" w:hAnsiTheme="majorHAnsi" w:cstheme="majorBidi"/>
+      <w:rFonts/>
       <w:color w:val="000000" w:themeColor="text1"/>
     </w:rPr>
     <w:tblPr>
@@ -7260,7 +7090,7 @@
       <w:spacing w:after="0" w:line="240" w:lineRule="auto"/>
     </w:pPr>
     <w:rPr>
-      <w:rFonts w:asciiTheme="majorHAnsi" w:eastAsiaTheme="majorEastAsia" w:hAnsiTheme="majorHAnsi" w:cstheme="majorBidi"/>
+      <w:rFonts/>
       <w:color w:val="000000" w:themeColor="text1"/>
     </w:rPr>
     <w:tblPr>
@@ -7899,7 +7729,7 @@
       <w:spacing w:after="0" w:line="240" w:lineRule="auto"/>
     </w:pPr>
     <w:rPr>
-      <w:rFonts w:asciiTheme="majorHAnsi" w:eastAsiaTheme="majorEastAsia" w:hAnsiTheme="majorHAnsi" w:cstheme="majorBidi"/>
+      <w:rFonts/>
       <w:color w:val="000000" w:themeColor="text1"/>
     </w:rPr>
     <w:tblPr>
@@ -8024,7 +7854,7 @@
       <w:spacing w:after="0" w:line="240" w:lineRule="auto"/>
     </w:pPr>
     <w:rPr>
-      <w:rFonts w:asciiTheme="majorHAnsi" w:eastAsiaTheme="majorEastAsia" w:hAnsiTheme="majorHAnsi" w:cstheme="majorBidi"/>
+      <w:rFonts/>
       <w:color w:val="000000" w:themeColor="text1"/>
     </w:rPr>
     <w:tblPr>
@@ -8149,7 +7979,7 @@
       <w:spacing w:after="0" w:line="240" w:lineRule="auto"/>
     </w:pPr>
     <w:rPr>
-      <w:rFonts w:asciiTheme="majorHAnsi" w:eastAsiaTheme="majorEastAsia" w:hAnsiTheme="majorHAnsi" w:cstheme="majorBidi"/>
+      <w:rFonts/>
       <w:color w:val="000000" w:themeColor="text1"/>
     </w:rPr>
     <w:tblPr>
@@ -8274,7 +8104,7 @@
       <w:spacing w:after="0" w:line="240" w:lineRule="auto"/>
     </w:pPr>
     <w:rPr>
-      <w:rFonts w:asciiTheme="majorHAnsi" w:eastAsiaTheme="majorEastAsia" w:hAnsiTheme="majorHAnsi" w:cstheme="majorBidi"/>
+      <w:rFonts/>
       <w:color w:val="000000" w:themeColor="text1"/>
     </w:rPr>
     <w:tblPr>
@@ -8399,7 +8229,7 @@
       <w:spacing w:after="0" w:line="240" w:lineRule="auto"/>
     </w:pPr>
     <w:rPr>
-      <w:rFonts w:asciiTheme="majorHAnsi" w:eastAsiaTheme="majorEastAsia" w:hAnsiTheme="majorHAnsi" w:cstheme="majorBidi"/>
+      <w:rFonts/>
       <w:color w:val="000000" w:themeColor="text1"/>
     </w:rPr>
     <w:tblPr>
@@ -8524,7 +8354,7 @@
       <w:spacing w:after="0" w:line="240" w:lineRule="auto"/>
     </w:pPr>
     <w:rPr>
-      <w:rFonts w:asciiTheme="majorHAnsi" w:eastAsiaTheme="majorEastAsia" w:hAnsiTheme="majorHAnsi" w:cstheme="majorBidi"/>
+      <w:rFonts/>
       <w:color w:val="000000" w:themeColor="text1"/>
     </w:rPr>
     <w:tblPr>
@@ -8649,7 +8479,7 @@
       <w:spacing w:after="0" w:line="240" w:lineRule="auto"/>
     </w:pPr>
     <w:rPr>
-      <w:rFonts w:asciiTheme="majorHAnsi" w:eastAsiaTheme="majorEastAsia" w:hAnsiTheme="majorHAnsi" w:cstheme="majorBidi"/>
+      <w:rFonts/>
       <w:color w:val="000000" w:themeColor="text1"/>
     </w:rPr>
     <w:tblPr>
